--- a/files/CV.docx
+++ b/files/CV.docx
@@ -262,15 +262,7 @@
           <w:sz w:val="20"/>
           <w:szCs w:val="20"/>
         </w:rPr>
-        <w:t>My research lies at the intersection of machine learning, computer vision, and healthcare. To date, my research has focused on developing artificial intelligence techniques inspired by healthcare problems, particularly in preventing AI models from using sh</w:t>
-      </w:r>
-      <w:r>
-        <w:rPr>
-          <w:rFonts w:ascii="Times New Roman" w:eastAsia="Times New Roman" w:hAnsi="Times New Roman" w:cs="Times New Roman"/>
-          <w:sz w:val="20"/>
-          <w:szCs w:val="20"/>
-        </w:rPr>
-        <w:t xml:space="preserve">ortcuts as well as developing multimodal AI models.  I have also worked on developing machine learning models to aid clinicians in diagnosing </w:t>
+        <w:t xml:space="preserve">My research lies at the intersection of machine learning, computer vision, and healthcare. To date, my research has focused on developing artificial intelligence techniques inspired by healthcare problems, particularly in preventing AI models from using shortcuts as well as developing multimodal AI models.  I have also worked on developing machine learning models to aid clinicians in diagnosing </w:t>
       </w:r>
       <w:r>
         <w:rPr>
@@ -826,16 +818,7 @@
                 <w:sz w:val="20"/>
                 <w:szCs w:val="20"/>
               </w:rPr>
-              <w:t xml:space="preserve"> of </w:t>
-            </w:r>
-            <w:r>
-              <w:rPr>
-                <w:rFonts w:ascii="Times New Roman" w:eastAsia="Times New Roman" w:hAnsi="Times New Roman" w:cs="Times New Roman"/>
-                <w:b/>
-                <w:sz w:val="20"/>
-                <w:szCs w:val="20"/>
-              </w:rPr>
-              <w:t>Business Administration</w:t>
+              <w:t xml:space="preserve"> of Business Administration</w:t>
             </w:r>
             <w:proofErr w:type="gramEnd"/>
             <w:r>
@@ -1054,15 +1037,31 @@
                 <w:sz w:val="20"/>
                 <w:szCs w:val="20"/>
               </w:rPr>
-              <w:t xml:space="preserve"> Da</w:t>
-            </w:r>
-            <w:r>
-              <w:rPr>
-                <w:rFonts w:ascii="Times New Roman" w:eastAsia="Times New Roman" w:hAnsi="Times New Roman" w:cs="Times New Roman"/>
-                <w:sz w:val="20"/>
-                <w:szCs w:val="20"/>
-              </w:rPr>
-              <w:t xml:space="preserve">vid Fouhey, Ella Kazerooni, Michael W. Sjoding, Jenna Wiens. </w:t>
+              <w:t xml:space="preserve"> David Fouhey, Ella Kazerooni, </w:t>
+            </w:r>
+            <w:r>
+              <w:rPr>
+                <w:rFonts w:ascii="Times New Roman" w:eastAsia="Times New Roman" w:hAnsi="Times New Roman" w:cs="Times New Roman"/>
+                <w:sz w:val="20"/>
+                <w:szCs w:val="20"/>
+              </w:rPr>
+              <w:t>Jenna Wiens</w:t>
+            </w:r>
+            <w:r>
+              <w:rPr>
+                <w:rFonts w:ascii="Times New Roman" w:eastAsia="Times New Roman" w:hAnsi="Times New Roman" w:cs="Times New Roman"/>
+                <w:sz w:val="20"/>
+                <w:szCs w:val="20"/>
+              </w:rPr>
+              <w:t xml:space="preserve">, </w:t>
+            </w:r>
+            <w:r>
+              <w:rPr>
+                <w:rFonts w:ascii="Times New Roman" w:eastAsia="Times New Roman" w:hAnsi="Times New Roman" w:cs="Times New Roman"/>
+                <w:sz w:val="20"/>
+                <w:szCs w:val="20"/>
+              </w:rPr>
+              <w:t xml:space="preserve">Michael W. Sjoding. </w:t>
             </w:r>
             <w:r>
               <w:rPr>
@@ -1268,15 +1267,7 @@
                 <w:sz w:val="20"/>
                 <w:szCs w:val="20"/>
               </w:rPr>
-              <w:t xml:space="preserve"> Kayte Spector-Bagdady, Shengpu Tang, W. Nicholson Price II, Ana Bracic, Melissa S. Creary, Sachin Kheterpal, </w:t>
-            </w:r>
-            <w:r>
-              <w:rPr>
-                <w:rFonts w:ascii="Times New Roman" w:eastAsia="Times New Roman" w:hAnsi="Times New Roman" w:cs="Times New Roman"/>
-                <w:sz w:val="20"/>
-                <w:szCs w:val="20"/>
-              </w:rPr>
-              <w:t xml:space="preserve">Chad M. Brummett, Jenna Wiens. </w:t>
+              <w:t xml:space="preserve"> Kayte Spector-Bagdady, Shengpu Tang, W. Nicholson Price II, Ana Bracic, Melissa S. Creary, Sachin Kheterpal, Chad M. Brummett, Jenna Wiens. </w:t>
             </w:r>
             <w:r>
               <w:rPr>
@@ -1374,15 +1365,7 @@
                 <w:sz w:val="20"/>
                 <w:szCs w:val="20"/>
               </w:rPr>
-              <w:t xml:space="preserve"> David Fouhey, Ella Kazerooni, Michael W. Sjoding, Jenna Wi</w:t>
-            </w:r>
-            <w:r>
-              <w:rPr>
-                <w:rFonts w:ascii="Times New Roman" w:eastAsia="Times New Roman" w:hAnsi="Times New Roman" w:cs="Times New Roman"/>
-                <w:sz w:val="20"/>
-                <w:szCs w:val="20"/>
-              </w:rPr>
-              <w:t xml:space="preserve">ens. </w:t>
+              <w:t xml:space="preserve"> David Fouhey, Ella Kazerooni, Michael W. Sjoding, Jenna Wiens. </w:t>
             </w:r>
             <w:r>
               <w:rPr>
@@ -2142,7 +2125,23 @@
           <w:sz w:val="20"/>
           <w:szCs w:val="20"/>
         </w:rPr>
-        <w:t xml:space="preserve">ECCV 2022, MLHC 2022, AAAI TAIH 2022, NeurIPS 2021, NLHC 2021, ICLR 2021, AAAI TAIH 2021, MLHC 2020 </w:t>
+        <w:t xml:space="preserve">ECCV 2022, MLHC 2022, AAAI TAIH 2022, NeurIPS 2021, </w:t>
+      </w:r>
+      <w:r>
+        <w:rPr>
+          <w:rFonts w:ascii="Times New Roman" w:eastAsia="Times New Roman" w:hAnsi="Times New Roman" w:cs="Times New Roman"/>
+          <w:sz w:val="20"/>
+          <w:szCs w:val="20"/>
+        </w:rPr>
+        <w:t>M</w:t>
+      </w:r>
+      <w:r>
+        <w:rPr>
+          <w:rFonts w:ascii="Times New Roman" w:eastAsia="Times New Roman" w:hAnsi="Times New Roman" w:cs="Times New Roman"/>
+          <w:sz w:val="20"/>
+          <w:szCs w:val="20"/>
+        </w:rPr>
+        <w:t xml:space="preserve">LHC 2021, ICLR 2021, AAAI TAIH 2021, MLHC 2020 </w:t>
       </w:r>
     </w:p>
     <w:p>
@@ -2224,15 +2223,7 @@
           <w:sz w:val="20"/>
           <w:szCs w:val="20"/>
         </w:rPr>
-        <w:t>January 2020, January</w:t>
-      </w:r>
-      <w:r>
-        <w:rPr>
-          <w:rFonts w:ascii="Times New Roman" w:eastAsia="Times New Roman" w:hAnsi="Times New Roman" w:cs="Times New Roman"/>
-          <w:sz w:val="20"/>
-          <w:szCs w:val="20"/>
-        </w:rPr>
-        <w:t xml:space="preserve"> 2021 </w:t>
+        <w:t xml:space="preserve">January 2020, January 2021 </w:t>
       </w:r>
     </w:p>
     <w:p>
@@ -2515,27 +2506,7 @@
                 <w:sz w:val="20"/>
                 <w:szCs w:val="20"/>
               </w:rPr>
-              <w:t>Research Assistant for Dr. Jenna Wiens, MLD3</w:t>
-            </w:r>
-            <w:r>
-              <w:rPr>
-                <w:rFonts w:ascii="Times New Roman" w:eastAsia="Times New Roman" w:hAnsi="Times New Roman" w:cs="Times New Roman"/>
-                <w:b/>
-                <w:bCs/>
-                <w:sz w:val="20"/>
-                <w:szCs w:val="20"/>
-              </w:rPr>
-              <w:t xml:space="preserve"> Lab</w:t>
-            </w:r>
-            <w:r>
-              <w:rPr>
-                <w:rFonts w:ascii="Times New Roman" w:eastAsia="Times New Roman" w:hAnsi="Times New Roman" w:cs="Times New Roman"/>
-                <w:b/>
-                <w:bCs/>
-                <w:sz w:val="20"/>
-                <w:szCs w:val="20"/>
-              </w:rPr>
-              <w:t>, University of Michigan</w:t>
+              <w:t>Research Assistant for Dr. Jenna Wiens, MLD3 Lab, University of Michigan</w:t>
             </w:r>
           </w:p>
           <w:p>
@@ -2591,31 +2562,7 @@
                 <w:sz w:val="20"/>
                 <w:szCs w:val="20"/>
               </w:rPr>
-              <w:t>201</w:t>
-            </w:r>
-            <w:r>
-              <w:rPr>
-                <w:rFonts w:ascii="Times New Roman" w:eastAsia="Times New Roman" w:hAnsi="Times New Roman" w:cs="Times New Roman"/>
-                <w:sz w:val="20"/>
-                <w:szCs w:val="20"/>
-              </w:rPr>
-              <w:t>7</w:t>
-            </w:r>
-            <w:r>
-              <w:rPr>
-                <w:rFonts w:ascii="Times New Roman" w:eastAsia="Times New Roman" w:hAnsi="Times New Roman" w:cs="Times New Roman"/>
-                <w:sz w:val="20"/>
-                <w:szCs w:val="20"/>
-              </w:rPr>
-              <w:t>-20</w:t>
-            </w:r>
-            <w:r>
-              <w:rPr>
-                <w:rFonts w:ascii="Times New Roman" w:eastAsia="Times New Roman" w:hAnsi="Times New Roman" w:cs="Times New Roman"/>
-                <w:sz w:val="20"/>
-                <w:szCs w:val="20"/>
-              </w:rPr>
-              <w:t>18</w:t>
+              <w:t>2017-2018</w:t>
             </w:r>
           </w:p>
         </w:tc>
@@ -2645,47 +2592,7 @@
                 <w:sz w:val="20"/>
                 <w:szCs w:val="20"/>
               </w:rPr>
-              <w:t xml:space="preserve">Research Assistant for Dr. </w:t>
-            </w:r>
-            <w:r>
-              <w:rPr>
-                <w:rFonts w:ascii="Times New Roman" w:eastAsia="Times New Roman" w:hAnsi="Times New Roman" w:cs="Times New Roman"/>
-                <w:b/>
-                <w:bCs/>
-                <w:sz w:val="20"/>
-                <w:szCs w:val="20"/>
-              </w:rPr>
-              <w:t>Mohamed Mostagir</w:t>
-            </w:r>
-            <w:r>
-              <w:rPr>
-                <w:rFonts w:ascii="Times New Roman" w:eastAsia="Times New Roman" w:hAnsi="Times New Roman" w:cs="Times New Roman"/>
-                <w:b/>
-                <w:bCs/>
-                <w:sz w:val="20"/>
-                <w:szCs w:val="20"/>
-              </w:rPr>
-              <w:t xml:space="preserve">, </w:t>
-            </w:r>
-            <w:r>
-              <w:rPr>
-                <w:rFonts w:ascii="Times New Roman" w:eastAsia="Times New Roman" w:hAnsi="Times New Roman" w:cs="Times New Roman"/>
-                <w:b/>
-                <w:bCs/>
-                <w:sz w:val="20"/>
-                <w:szCs w:val="20"/>
-              </w:rPr>
-              <w:t>Ross School of Business</w:t>
-            </w:r>
-            <w:r>
-              <w:rPr>
-                <w:rFonts w:ascii="Times New Roman" w:eastAsia="Times New Roman" w:hAnsi="Times New Roman" w:cs="Times New Roman"/>
-                <w:b/>
-                <w:bCs/>
-                <w:sz w:val="20"/>
-                <w:szCs w:val="20"/>
-              </w:rPr>
-              <w:t>, University of Michigan</w:t>
+              <w:t>Research Assistant for Dr. Mohamed Mostagir, Ross School of Business, University of Michigan</w:t>
             </w:r>
           </w:p>
           <w:p>
@@ -2704,31 +2611,7 @@
                 <w:sz w:val="20"/>
                 <w:szCs w:val="20"/>
               </w:rPr>
-              <w:t xml:space="preserve">Created MATLAB simulations for learning in networks under a Bayesian inference model to understand how learning happens in networks with </w:t>
-            </w:r>
-            <w:r>
-              <w:rPr>
-                <w:rFonts w:ascii="Times New Roman" w:eastAsia="Times New Roman" w:hAnsi="Times New Roman" w:cs="Times New Roman"/>
-                <w:sz w:val="20"/>
-                <w:szCs w:val="20"/>
-              </w:rPr>
-              <w:t xml:space="preserve">changing </w:t>
-            </w:r>
-            <w:r>
-              <w:rPr>
-                <w:rFonts w:ascii="Times New Roman" w:eastAsia="Times New Roman" w:hAnsi="Times New Roman" w:cs="Times New Roman"/>
-                <w:sz w:val="20"/>
-                <w:szCs w:val="20"/>
-              </w:rPr>
-              <w:t>distributions combined with varying popularity of network agents</w:t>
-            </w:r>
-            <w:r>
-              <w:rPr>
-                <w:rFonts w:ascii="Times New Roman" w:eastAsia="Times New Roman" w:hAnsi="Times New Roman" w:cs="Times New Roman"/>
-                <w:sz w:val="20"/>
-                <w:szCs w:val="20"/>
-              </w:rPr>
-              <w:t xml:space="preserve">. </w:t>
+              <w:t xml:space="preserve">Created MATLAB simulations for learning in networks under a Bayesian inference model to understand how learning happens in networks with changing distributions combined with varying popularity of network agents. </w:t>
             </w:r>
           </w:p>
         </w:tc>
@@ -2848,16 +2731,7 @@
                 <w:sz w:val="20"/>
                 <w:szCs w:val="20"/>
               </w:rPr>
-              <w:t xml:space="preserve">Software Engineering Intern, </w:t>
-            </w:r>
-            <w:r>
-              <w:rPr>
-                <w:rFonts w:ascii="Times New Roman" w:eastAsia="Times New Roman" w:hAnsi="Times New Roman" w:cs="Times New Roman"/>
-                <w:b/>
-                <w:sz w:val="20"/>
-                <w:szCs w:val="20"/>
-              </w:rPr>
-              <w:t>NIKE INC., Portland, OR</w:t>
+              <w:t>Software Engineering Intern, NIKE INC., Portland, OR</w:t>
             </w:r>
           </w:p>
           <w:p>
@@ -2919,16 +2793,7 @@
                 <w:sz w:val="20"/>
                 <w:szCs w:val="20"/>
               </w:rPr>
-              <w:t xml:space="preserve"> architects to make informed technology investment and divestment decisions using application visuals</w:t>
-            </w:r>
-            <w:r>
-              <w:rPr>
-                <w:rFonts w:ascii="Times New Roman" w:eastAsia="Times New Roman" w:hAnsi="Times New Roman" w:cs="Times New Roman"/>
-                <w:color w:val="000000"/>
-                <w:sz w:val="20"/>
-                <w:szCs w:val="20"/>
-              </w:rPr>
-              <w:t>.</w:t>
+              <w:t xml:space="preserve"> architects to make informed technology investment and divestment decisions using application visuals.</w:t>
             </w:r>
           </w:p>
         </w:tc>
@@ -3012,15 +2877,7 @@
                 <w:sz w:val="20"/>
                 <w:szCs w:val="20"/>
               </w:rPr>
-              <w:t>Researched customer service and sales techniques to implement online customer service and sales training, resulting in aviation-specific online training modules to help Avfuel branded fixed base operators increase customer satisfaction rates</w:t>
-            </w:r>
-            <w:r>
-              <w:rPr>
-                <w:rFonts w:ascii="Times New Roman" w:eastAsia="Times New Roman" w:hAnsi="Times New Roman" w:cs="Times New Roman"/>
-                <w:sz w:val="20"/>
-                <w:szCs w:val="20"/>
-              </w:rPr>
-              <w:t xml:space="preserve">. </w:t>
+              <w:t xml:space="preserve">Researched customer service and sales techniques to implement online customer service and sales training, resulting in aviation-specific online training modules to help Avfuel branded fixed base operators increase customer satisfaction rates. </w:t>
             </w:r>
           </w:p>
         </w:tc>
@@ -3147,16 +3004,7 @@
                 <w:sz w:val="20"/>
                 <w:szCs w:val="20"/>
               </w:rPr>
-              <w:t xml:space="preserve">Mentor, </w:t>
-            </w:r>
-            <w:r>
-              <w:rPr>
-                <w:rFonts w:ascii="Times New Roman" w:eastAsia="Times New Roman" w:hAnsi="Times New Roman" w:cs="Times New Roman"/>
-                <w:b/>
-                <w:sz w:val="20"/>
-                <w:szCs w:val="20"/>
-              </w:rPr>
-              <w:t>Give Merit, Inc., Nonprofit Arm of Merit Goodness, Inc., Detroit, MI</w:t>
+              <w:t>Mentor, Give Merit, Inc., Nonprofit Arm of Merit Goodness, Inc., Detroit, MI</w:t>
             </w:r>
           </w:p>
           <w:p>
@@ -3183,16 +3031,7 @@
                 <w:sz w:val="20"/>
                 <w:szCs w:val="20"/>
               </w:rPr>
-              <w:t>Lead group discussions for tenth and eleventh grade students, teaching them communication, problem solving, and thought organization skills useful for future professional and academic settings</w:t>
-            </w:r>
-            <w:r>
-              <w:rPr>
-                <w:rFonts w:ascii="Times New Roman" w:eastAsia="Times New Roman" w:hAnsi="Times New Roman" w:cs="Times New Roman"/>
-                <w:color w:val="000000"/>
-                <w:sz w:val="20"/>
-                <w:szCs w:val="20"/>
-              </w:rPr>
-              <w:t xml:space="preserve">. </w:t>
+              <w:t xml:space="preserve">Lead group discussions for tenth and eleventh grade students, teaching them communication, problem solving, and thought organization skills useful for future professional and academic settings. </w:t>
             </w:r>
           </w:p>
         </w:tc>
@@ -3254,18 +3093,16 @@
                 <w:sz w:val="20"/>
                 <w:szCs w:val="20"/>
               </w:rPr>
-              <w:t>Head MBA Business Analytics Tutor</w:t>
+              <w:t xml:space="preserve">Head MBA Business Analytics Tutor, </w:t>
             </w:r>
             <w:r>
               <w:rPr>
                 <w:rFonts w:ascii="Times New Roman" w:eastAsia="Times New Roman" w:hAnsi="Times New Roman" w:cs="Times New Roman"/>
                 <w:b/>
-                <w:bCs/>
-                <w:iCs/>
-                <w:sz w:val="20"/>
-                <w:szCs w:val="20"/>
-              </w:rPr>
-              <w:t xml:space="preserve">, </w:t>
+                <w:sz w:val="20"/>
+                <w:szCs w:val="20"/>
+              </w:rPr>
+              <w:t>Ross School of Business, Ann Arbor, MI</w:t>
             </w:r>
             <w:r>
               <w:rPr>
@@ -3274,59 +3111,26 @@
                 <w:sz w:val="20"/>
                 <w:szCs w:val="20"/>
               </w:rPr>
-              <w:t>Ross School of Business, Ann Arbor, MI</w:t>
-            </w:r>
-            <w:r>
+              <w:tab/>
+            </w:r>
+          </w:p>
+          <w:p>
+            <w:pPr>
+              <w:spacing w:before="15" w:after="15"/>
               <w:rPr>
                 <w:rFonts w:ascii="Times New Roman" w:eastAsia="Times New Roman" w:hAnsi="Times New Roman" w:cs="Times New Roman"/>
                 <w:b/>
                 <w:sz w:val="20"/>
                 <w:szCs w:val="20"/>
               </w:rPr>
-              <w:tab/>
-            </w:r>
-          </w:p>
-          <w:p>
-            <w:pPr>
-              <w:spacing w:before="15" w:after="15"/>
-              <w:rPr>
-                <w:rFonts w:ascii="Times New Roman" w:eastAsia="Times New Roman" w:hAnsi="Times New Roman" w:cs="Times New Roman"/>
-                <w:b/>
-                <w:sz w:val="20"/>
-                <w:szCs w:val="20"/>
-              </w:rPr>
-            </w:pPr>
-            <w:r>
-              <w:rPr>
-                <w:rFonts w:ascii="Times New Roman" w:eastAsia="Times New Roman" w:hAnsi="Times New Roman" w:cs="Times New Roman"/>
-                <w:sz w:val="20"/>
-                <w:szCs w:val="20"/>
-              </w:rPr>
-              <w:t>Managed scheduling of up to 15 tutors for 6 weekly tutoring sessions</w:t>
-            </w:r>
-            <w:r>
-              <w:rPr>
-                <w:rFonts w:ascii="Times New Roman" w:eastAsia="Times New Roman" w:hAnsi="Times New Roman" w:cs="Times New Roman"/>
-                <w:sz w:val="20"/>
-                <w:szCs w:val="20"/>
-              </w:rPr>
-              <w:t xml:space="preserve">. </w:t>
-            </w:r>
-            <w:r>
-              <w:rPr>
-                <w:rFonts w:ascii="Times New Roman" w:eastAsia="Times New Roman" w:hAnsi="Times New Roman" w:cs="Times New Roman"/>
-                <w:sz w:val="20"/>
-                <w:szCs w:val="20"/>
-              </w:rPr>
-              <w:t>Ensured students fully understand the application of statistics in a variety of business contexts such as finance, operations, and strategic management</w:t>
-            </w:r>
-            <w:r>
-              <w:rPr>
-                <w:rFonts w:ascii="Times New Roman" w:eastAsia="Times New Roman" w:hAnsi="Times New Roman" w:cs="Times New Roman"/>
-                <w:sz w:val="20"/>
-                <w:szCs w:val="20"/>
-              </w:rPr>
-              <w:t xml:space="preserve">. </w:t>
+            </w:pPr>
+            <w:r>
+              <w:rPr>
+                <w:rFonts w:ascii="Times New Roman" w:eastAsia="Times New Roman" w:hAnsi="Times New Roman" w:cs="Times New Roman"/>
+                <w:sz w:val="20"/>
+                <w:szCs w:val="20"/>
+              </w:rPr>
+              <w:t xml:space="preserve">Managed scheduling of up to 15 tutors for 6 weekly tutoring sessions. Ensured students fully understand the application of statistics in a variety of business contexts such as finance, operations, and strategic management. </w:t>
             </w:r>
           </w:p>
           <w:p>

--- a/files/CV.docx
+++ b/files/CV.docx
@@ -1836,20 +1836,28 @@
               <w:tabs>
                 <w:tab w:val="right" w:pos="10800"/>
               </w:tabs>
-              <w:spacing w:before="15"/>
-              <w:rPr>
-                <w:rFonts w:ascii="Times New Roman" w:hAnsi="Times New Roman" w:cs="Times New Roman"/>
-                <w:sz w:val="20"/>
-                <w:szCs w:val="20"/>
-              </w:rPr>
-            </w:pPr>
-            <w:r>
-              <w:rPr>
-                <w:rFonts w:ascii="Times New Roman" w:eastAsia="Times New Roman" w:hAnsi="Times New Roman" w:cs="Times New Roman"/>
-                <w:sz w:val="20"/>
-                <w:szCs w:val="20"/>
-              </w:rPr>
-              <w:t xml:space="preserve">Sarah Jabbour, “A Robust Multi-Modal Approach to Diagnosing Acute Cardiopulmonary Conditions”, </w:t>
+              <w:spacing w:after="15"/>
+              <w:rPr>
+                <w:rFonts w:ascii="Times New Roman" w:eastAsia="Times New Roman" w:hAnsi="Times New Roman" w:cs="Times New Roman"/>
+                <w:sz w:val="20"/>
+                <w:szCs w:val="20"/>
+              </w:rPr>
+            </w:pPr>
+            <w:r>
+              <w:rPr>
+                <w:rFonts w:ascii="Times New Roman" w:eastAsia="Times New Roman" w:hAnsi="Times New Roman" w:cs="Times New Roman"/>
+                <w:sz w:val="20"/>
+                <w:szCs w:val="20"/>
+              </w:rPr>
+              <w:t>S</w:t>
+            </w:r>
+            <w:r>
+              <w:rPr>
+                <w:rFonts w:ascii="Times New Roman" w:eastAsia="Times New Roman" w:hAnsi="Times New Roman" w:cs="Times New Roman"/>
+                <w:sz w:val="20"/>
+                <w:szCs w:val="20"/>
+              </w:rPr>
+              <w:t>arah Jabbour, “A Robust Multi-Modal Approach to Diagnosing Acute Cardiopulmonary Conditions”,</w:t>
             </w:r>
             <w:r>
               <w:rPr>
@@ -1858,15 +1866,15 @@
                 <w:sz w:val="20"/>
                 <w:szCs w:val="20"/>
               </w:rPr>
-              <w:t>Michigan AI Symposium</w:t>
-            </w:r>
-            <w:r>
-              <w:rPr>
-                <w:rFonts w:ascii="Times New Roman" w:eastAsia="Times New Roman" w:hAnsi="Times New Roman" w:cs="Times New Roman"/>
-                <w:sz w:val="20"/>
-                <w:szCs w:val="20"/>
-              </w:rPr>
-              <w:t xml:space="preserve">, October 2019, Poster. </w:t>
+              <w:t xml:space="preserve"> Center for Healthcare Engineering and Patient Safety (CHEPS</w:t>
+            </w:r>
+            <w:r>
+              <w:rPr>
+                <w:rFonts w:ascii="Times New Roman" w:eastAsia="Times New Roman" w:hAnsi="Times New Roman" w:cs="Times New Roman"/>
+                <w:sz w:val="20"/>
+                <w:szCs w:val="20"/>
+              </w:rPr>
+              <w:t xml:space="preserve">), November 2019, Poster. </w:t>
             </w:r>
           </w:p>
         </w:tc>
@@ -2016,18 +2024,26 @@
               </w:tabs>
               <w:spacing w:after="15"/>
               <w:rPr>
-                <w:rFonts w:ascii="Times New Roman" w:hAnsi="Times New Roman" w:cs="Times New Roman"/>
-                <w:sz w:val="20"/>
-                <w:szCs w:val="20"/>
-              </w:rPr>
-            </w:pPr>
-            <w:r>
-              <w:rPr>
-                <w:rFonts w:ascii="Times New Roman" w:eastAsia="Times New Roman" w:hAnsi="Times New Roman" w:cs="Times New Roman"/>
-                <w:sz w:val="20"/>
-                <w:szCs w:val="20"/>
-              </w:rPr>
-              <w:t>Sarah Jabbour, “A Robust Multi-Modal Approach to Diagnosing Acute Cardiopulmonary Conditions”,</w:t>
+                <w:rFonts w:ascii="Times New Roman" w:eastAsia="Times New Roman" w:hAnsi="Times New Roman" w:cs="Times New Roman"/>
+                <w:sz w:val="20"/>
+                <w:szCs w:val="20"/>
+              </w:rPr>
+            </w:pPr>
+            <w:r>
+              <w:rPr>
+                <w:rFonts w:ascii="Times New Roman" w:eastAsia="Times New Roman" w:hAnsi="Times New Roman" w:cs="Times New Roman"/>
+                <w:sz w:val="20"/>
+                <w:szCs w:val="20"/>
+              </w:rPr>
+              <w:t>S</w:t>
+            </w:r>
+            <w:r>
+              <w:rPr>
+                <w:rFonts w:ascii="Times New Roman" w:eastAsia="Times New Roman" w:hAnsi="Times New Roman" w:cs="Times New Roman"/>
+                <w:sz w:val="20"/>
+                <w:szCs w:val="20"/>
+              </w:rPr>
+              <w:t xml:space="preserve">arah Jabbour, “A Robust Multi-Modal Approach to Diagnosing Acute Cardiopulmonary Conditions”, </w:t>
             </w:r>
             <w:r>
               <w:rPr>
@@ -2036,15 +2052,15 @@
                 <w:sz w:val="20"/>
                 <w:szCs w:val="20"/>
               </w:rPr>
-              <w:t xml:space="preserve"> Center for Healthcare Engineering and Patient Safety (CHEPS</w:t>
-            </w:r>
-            <w:r>
-              <w:rPr>
-                <w:rFonts w:ascii="Times New Roman" w:eastAsia="Times New Roman" w:hAnsi="Times New Roman" w:cs="Times New Roman"/>
-                <w:sz w:val="20"/>
-                <w:szCs w:val="20"/>
-              </w:rPr>
-              <w:t xml:space="preserve">), November 2019, Poster. </w:t>
+              <w:t>Michigan AI Symposium</w:t>
+            </w:r>
+            <w:r>
+              <w:rPr>
+                <w:rFonts w:ascii="Times New Roman" w:eastAsia="Times New Roman" w:hAnsi="Times New Roman" w:cs="Times New Roman"/>
+                <w:sz w:val="20"/>
+                <w:szCs w:val="20"/>
+              </w:rPr>
+              <w:t>, October 2019, Poster.</w:t>
             </w:r>
           </w:p>
           <w:p>

--- a/files/CV.docx
+++ b/files/CV.docx
@@ -1589,7 +1589,34 @@
           <w:sz w:val="20"/>
           <w:szCs w:val="20"/>
         </w:rPr>
-        <w:t xml:space="preserve">WORKSHOP PRESENTATIONS AND SEMINARS </w:t>
+        <w:t>WORKSHOP PRESENTATIONS</w:t>
+      </w:r>
+      <w:r>
+        <w:rPr>
+          <w:rFonts w:ascii="Times New Roman" w:eastAsia="Times New Roman" w:hAnsi="Times New Roman" w:cs="Times New Roman"/>
+          <w:b/>
+          <w:sz w:val="20"/>
+          <w:szCs w:val="20"/>
+        </w:rPr>
+        <w:t xml:space="preserve">, </w:t>
+      </w:r>
+      <w:r>
+        <w:rPr>
+          <w:rFonts w:ascii="Times New Roman" w:eastAsia="Times New Roman" w:hAnsi="Times New Roman" w:cs="Times New Roman"/>
+          <w:b/>
+          <w:sz w:val="20"/>
+          <w:szCs w:val="20"/>
+        </w:rPr>
+        <w:t>SEMINARS</w:t>
+      </w:r>
+      <w:r>
+        <w:rPr>
+          <w:rFonts w:ascii="Times New Roman" w:eastAsia="Times New Roman" w:hAnsi="Times New Roman" w:cs="Times New Roman"/>
+          <w:b/>
+          <w:sz w:val="20"/>
+          <w:szCs w:val="20"/>
+        </w:rPr>
+        <w:t xml:space="preserve">, AND TALKS </w:t>
       </w:r>
     </w:p>
     <w:tbl>
@@ -1637,7 +1664,7 @@
                 <w:sz w:val="20"/>
                 <w:szCs w:val="20"/>
               </w:rPr>
-              <w:t>2021</w:t>
+              <w:t>2022</w:t>
             </w:r>
           </w:p>
         </w:tc>
@@ -1659,7 +1686,8 @@
               </w:tabs>
               <w:spacing w:before="15"/>
               <w:rPr>
-                <w:rFonts w:ascii="Times New Roman" w:hAnsi="Times New Roman" w:cs="Times New Roman"/>
+                <w:rFonts w:ascii="Times New Roman" w:eastAsia="Times New Roman" w:hAnsi="Times New Roman" w:cs="Times New Roman"/>
+                <w:iCs/>
                 <w:sz w:val="20"/>
                 <w:szCs w:val="20"/>
               </w:rPr>
@@ -1679,15 +1707,16 @@
                 <w:sz w:val="20"/>
                 <w:szCs w:val="20"/>
               </w:rPr>
-              <w:t>Michigan AI Symposium</w:t>
-            </w:r>
-            <w:r>
-              <w:rPr>
-                <w:rFonts w:ascii="Times New Roman" w:eastAsia="Times New Roman" w:hAnsi="Times New Roman" w:cs="Times New Roman"/>
-                <w:sz w:val="20"/>
-                <w:szCs w:val="20"/>
-              </w:rPr>
-              <w:t xml:space="preserve">, October 2021, Poster. </w:t>
+              <w:t xml:space="preserve">EECS 183: Elementary Programming Concepts, </w:t>
+            </w:r>
+            <w:r>
+              <w:rPr>
+                <w:rFonts w:ascii="Times New Roman" w:eastAsia="Times New Roman" w:hAnsi="Times New Roman" w:cs="Times New Roman"/>
+                <w:iCs/>
+                <w:sz w:val="20"/>
+                <w:szCs w:val="20"/>
+              </w:rPr>
+              <w:t xml:space="preserve">April 2022, Talk. </w:t>
             </w:r>
           </w:p>
         </w:tc>
@@ -1726,7 +1755,7 @@
                 <w:sz w:val="20"/>
                 <w:szCs w:val="20"/>
               </w:rPr>
-              <w:t>2020</w:t>
+              <w:t>2021</w:t>
             </w:r>
           </w:p>
         </w:tc>
@@ -1776,7 +1805,7 @@
                 <w:sz w:val="20"/>
                 <w:szCs w:val="20"/>
               </w:rPr>
-              <w:t xml:space="preserve">, October 2020, Poster. </w:t>
+              <w:t xml:space="preserve">, October 2021, Poster. </w:t>
             </w:r>
           </w:p>
         </w:tc>
@@ -1816,7 +1845,7 @@
                 <w:szCs w:val="20"/>
               </w:rPr>
               <w:lastRenderedPageBreak/>
-              <w:t>2019</w:t>
+              <w:t>2020</w:t>
             </w:r>
           </w:p>
         </w:tc>
@@ -1836,28 +1865,20 @@
               <w:tabs>
                 <w:tab w:val="right" w:pos="10800"/>
               </w:tabs>
-              <w:spacing w:after="15"/>
-              <w:rPr>
-                <w:rFonts w:ascii="Times New Roman" w:eastAsia="Times New Roman" w:hAnsi="Times New Roman" w:cs="Times New Roman"/>
-                <w:sz w:val="20"/>
-                <w:szCs w:val="20"/>
-              </w:rPr>
-            </w:pPr>
-            <w:r>
-              <w:rPr>
-                <w:rFonts w:ascii="Times New Roman" w:eastAsia="Times New Roman" w:hAnsi="Times New Roman" w:cs="Times New Roman"/>
-                <w:sz w:val="20"/>
-                <w:szCs w:val="20"/>
-              </w:rPr>
-              <w:t>S</w:t>
-            </w:r>
-            <w:r>
-              <w:rPr>
-                <w:rFonts w:ascii="Times New Roman" w:eastAsia="Times New Roman" w:hAnsi="Times New Roman" w:cs="Times New Roman"/>
-                <w:sz w:val="20"/>
-                <w:szCs w:val="20"/>
-              </w:rPr>
-              <w:t>arah Jabbour, “A Robust Multi-Modal Approach to Diagnosing Acute Cardiopulmonary Conditions”,</w:t>
+              <w:spacing w:before="15"/>
+              <w:rPr>
+                <w:rFonts w:ascii="Times New Roman" w:hAnsi="Times New Roman" w:cs="Times New Roman"/>
+                <w:sz w:val="20"/>
+                <w:szCs w:val="20"/>
+              </w:rPr>
+            </w:pPr>
+            <w:r>
+              <w:rPr>
+                <w:rFonts w:ascii="Times New Roman" w:eastAsia="Times New Roman" w:hAnsi="Times New Roman" w:cs="Times New Roman"/>
+                <w:sz w:val="20"/>
+                <w:szCs w:val="20"/>
+              </w:rPr>
+              <w:t xml:space="preserve">Sarah Jabbour, “Deep Learning Applied to Chest X-rays: Exploiting and Preventing Shortcuts”, </w:t>
             </w:r>
             <w:r>
               <w:rPr>
@@ -1866,15 +1887,15 @@
                 <w:sz w:val="20"/>
                 <w:szCs w:val="20"/>
               </w:rPr>
-              <w:t xml:space="preserve"> Center for Healthcare Engineering and Patient Safety (CHEPS</w:t>
-            </w:r>
-            <w:r>
-              <w:rPr>
-                <w:rFonts w:ascii="Times New Roman" w:eastAsia="Times New Roman" w:hAnsi="Times New Roman" w:cs="Times New Roman"/>
-                <w:sz w:val="20"/>
-                <w:szCs w:val="20"/>
-              </w:rPr>
-              <w:t xml:space="preserve">), November 2019, Poster. </w:t>
+              <w:t>Michigan AI Symposium</w:t>
+            </w:r>
+            <w:r>
+              <w:rPr>
+                <w:rFonts w:ascii="Times New Roman" w:eastAsia="Times New Roman" w:hAnsi="Times New Roman" w:cs="Times New Roman"/>
+                <w:sz w:val="20"/>
+                <w:szCs w:val="20"/>
+              </w:rPr>
+              <w:t xml:space="preserve">, October 2020, Poster. </w:t>
             </w:r>
           </w:p>
         </w:tc>
@@ -1933,20 +1954,28 @@
               <w:tabs>
                 <w:tab w:val="right" w:pos="10800"/>
               </w:tabs>
-              <w:spacing w:before="15"/>
-              <w:rPr>
-                <w:rFonts w:ascii="Times New Roman" w:eastAsia="Times New Roman" w:hAnsi="Times New Roman" w:cs="Times New Roman"/>
-                <w:sz w:val="20"/>
-                <w:szCs w:val="20"/>
-              </w:rPr>
-            </w:pPr>
-            <w:r>
-              <w:rPr>
-                <w:rFonts w:ascii="Times New Roman" w:eastAsia="Times New Roman" w:hAnsi="Times New Roman" w:cs="Times New Roman"/>
-                <w:sz w:val="20"/>
-                <w:szCs w:val="20"/>
-              </w:rPr>
-              <w:t xml:space="preserve">Sarah Jabbour, “A Robust Multi-Modal Approach to Diagnosing Acute Cardiopulmonary Conditions”, </w:t>
+              <w:spacing w:after="15"/>
+              <w:rPr>
+                <w:rFonts w:ascii="Times New Roman" w:eastAsia="Times New Roman" w:hAnsi="Times New Roman" w:cs="Times New Roman"/>
+                <w:sz w:val="20"/>
+                <w:szCs w:val="20"/>
+              </w:rPr>
+            </w:pPr>
+            <w:r>
+              <w:rPr>
+                <w:rFonts w:ascii="Times New Roman" w:eastAsia="Times New Roman" w:hAnsi="Times New Roman" w:cs="Times New Roman"/>
+                <w:sz w:val="20"/>
+                <w:szCs w:val="20"/>
+              </w:rPr>
+              <w:t>S</w:t>
+            </w:r>
+            <w:r>
+              <w:rPr>
+                <w:rFonts w:ascii="Times New Roman" w:eastAsia="Times New Roman" w:hAnsi="Times New Roman" w:cs="Times New Roman"/>
+                <w:sz w:val="20"/>
+                <w:szCs w:val="20"/>
+              </w:rPr>
+              <w:t>arah Jabbour, “A Robust Multi-Modal Approach to Diagnosing Acute Cardiopulmonary Conditions”,</w:t>
             </w:r>
             <w:r>
               <w:rPr>
@@ -1955,15 +1984,15 @@
                 <w:sz w:val="20"/>
                 <w:szCs w:val="20"/>
               </w:rPr>
-              <w:t>Michigan Institute for Data Science (MIDAS) Symposium</w:t>
-            </w:r>
-            <w:r>
-              <w:rPr>
-                <w:rFonts w:ascii="Times New Roman" w:eastAsia="Times New Roman" w:hAnsi="Times New Roman" w:cs="Times New Roman"/>
-                <w:sz w:val="20"/>
-                <w:szCs w:val="20"/>
-              </w:rPr>
-              <w:t>, November 2019, Poster.</w:t>
+              <w:t xml:space="preserve"> Center for Healthcare Engineering and Patient Safety (CHEPS</w:t>
+            </w:r>
+            <w:r>
+              <w:rPr>
+                <w:rFonts w:ascii="Times New Roman" w:eastAsia="Times New Roman" w:hAnsi="Times New Roman" w:cs="Times New Roman"/>
+                <w:sz w:val="20"/>
+                <w:szCs w:val="20"/>
+              </w:rPr>
+              <w:t xml:space="preserve">), November 2019, Poster. </w:t>
             </w:r>
           </w:p>
         </w:tc>
@@ -2022,28 +2051,20 @@
               <w:tabs>
                 <w:tab w:val="right" w:pos="10800"/>
               </w:tabs>
-              <w:spacing w:after="15"/>
-              <w:rPr>
-                <w:rFonts w:ascii="Times New Roman" w:eastAsia="Times New Roman" w:hAnsi="Times New Roman" w:cs="Times New Roman"/>
-                <w:sz w:val="20"/>
-                <w:szCs w:val="20"/>
-              </w:rPr>
-            </w:pPr>
-            <w:r>
-              <w:rPr>
-                <w:rFonts w:ascii="Times New Roman" w:eastAsia="Times New Roman" w:hAnsi="Times New Roman" w:cs="Times New Roman"/>
-                <w:sz w:val="20"/>
-                <w:szCs w:val="20"/>
-              </w:rPr>
-              <w:t>S</w:t>
-            </w:r>
-            <w:r>
-              <w:rPr>
-                <w:rFonts w:ascii="Times New Roman" w:eastAsia="Times New Roman" w:hAnsi="Times New Roman" w:cs="Times New Roman"/>
-                <w:sz w:val="20"/>
-                <w:szCs w:val="20"/>
-              </w:rPr>
-              <w:t xml:space="preserve">arah Jabbour, “A Robust Multi-Modal Approach to Diagnosing Acute Cardiopulmonary Conditions”, </w:t>
+              <w:spacing w:before="15"/>
+              <w:rPr>
+                <w:rFonts w:ascii="Times New Roman" w:eastAsia="Times New Roman" w:hAnsi="Times New Roman" w:cs="Times New Roman"/>
+                <w:sz w:val="20"/>
+                <w:szCs w:val="20"/>
+              </w:rPr>
+            </w:pPr>
+            <w:r>
+              <w:rPr>
+                <w:rFonts w:ascii="Times New Roman" w:eastAsia="Times New Roman" w:hAnsi="Times New Roman" w:cs="Times New Roman"/>
+                <w:sz w:val="20"/>
+                <w:szCs w:val="20"/>
+              </w:rPr>
+              <w:t xml:space="preserve">Sarah Jabbour, “A Robust Multi-Modal Approach to Diagnosing Acute Cardiopulmonary Conditions”, </w:t>
             </w:r>
             <w:r>
               <w:rPr>
@@ -2052,29 +2073,203 @@
                 <w:sz w:val="20"/>
                 <w:szCs w:val="20"/>
               </w:rPr>
-              <w:t>Michigan AI Symposium</w:t>
-            </w:r>
-            <w:r>
-              <w:rPr>
-                <w:rFonts w:ascii="Times New Roman" w:eastAsia="Times New Roman" w:hAnsi="Times New Roman" w:cs="Times New Roman"/>
-                <w:sz w:val="20"/>
-                <w:szCs w:val="20"/>
-              </w:rPr>
-              <w:t>, October 2019, Poster.</w:t>
-            </w:r>
-          </w:p>
+              <w:t>Michigan Institute for Data Science (MIDAS) Symposium</w:t>
+            </w:r>
+            <w:r>
+              <w:rPr>
+                <w:rFonts w:ascii="Times New Roman" w:eastAsia="Times New Roman" w:hAnsi="Times New Roman" w:cs="Times New Roman"/>
+                <w:sz w:val="20"/>
+                <w:szCs w:val="20"/>
+              </w:rPr>
+              <w:t>, November 2019, Poster.</w:t>
+            </w:r>
+          </w:p>
+        </w:tc>
+      </w:tr>
+      <w:tr>
+        <w:tc>
+          <w:tcPr>
+            <w:tcW w:w="1260" w:type="dxa"/>
+            <w:shd w:val="clear" w:color="auto" w:fill="auto"/>
+            <w:tcMar>
+              <w:top w:w="100" w:type="dxa"/>
+              <w:left w:w="100" w:type="dxa"/>
+              <w:bottom w:w="100" w:type="dxa"/>
+              <w:right w:w="100" w:type="dxa"/>
+            </w:tcMar>
+          </w:tcPr>
+          <w:p>
+            <w:pPr>
+              <w:widowControl w:val="0"/>
+              <w:pBdr>
+                <w:top w:val="nil"/>
+                <w:left w:val="nil"/>
+                <w:bottom w:val="nil"/>
+                <w:right w:val="nil"/>
+                <w:between w:val="nil"/>
+              </w:pBdr>
+              <w:rPr>
+                <w:rFonts w:ascii="Times New Roman" w:eastAsia="Times New Roman" w:hAnsi="Times New Roman" w:cs="Times New Roman"/>
+                <w:sz w:val="20"/>
+                <w:szCs w:val="20"/>
+              </w:rPr>
+            </w:pPr>
+            <w:r>
+              <w:rPr>
+                <w:rFonts w:ascii="Times New Roman" w:eastAsia="Times New Roman" w:hAnsi="Times New Roman" w:cs="Times New Roman"/>
+                <w:sz w:val="20"/>
+                <w:szCs w:val="20"/>
+              </w:rPr>
+              <w:t>2019</w:t>
+            </w:r>
+          </w:p>
+        </w:tc>
+        <w:tc>
+          <w:tcPr>
+            <w:tcW w:w="9540" w:type="dxa"/>
+            <w:shd w:val="clear" w:color="auto" w:fill="auto"/>
+            <w:tcMar>
+              <w:top w:w="100" w:type="dxa"/>
+              <w:left w:w="100" w:type="dxa"/>
+              <w:bottom w:w="100" w:type="dxa"/>
+              <w:right w:w="100" w:type="dxa"/>
+            </w:tcMar>
+          </w:tcPr>
           <w:p>
             <w:pPr>
               <w:tabs>
                 <w:tab w:val="right" w:pos="10800"/>
               </w:tabs>
-              <w:spacing w:before="15"/>
-              <w:rPr>
-                <w:rFonts w:ascii="Times New Roman" w:eastAsia="Times New Roman" w:hAnsi="Times New Roman" w:cs="Times New Roman"/>
-                <w:sz w:val="20"/>
-                <w:szCs w:val="20"/>
-              </w:rPr>
-            </w:pPr>
+              <w:spacing w:after="15"/>
+              <w:rPr>
+                <w:rFonts w:ascii="Times New Roman" w:eastAsia="Times New Roman" w:hAnsi="Times New Roman" w:cs="Times New Roman"/>
+                <w:sz w:val="20"/>
+                <w:szCs w:val="20"/>
+              </w:rPr>
+            </w:pPr>
+            <w:r>
+              <w:rPr>
+                <w:rFonts w:ascii="Times New Roman" w:eastAsia="Times New Roman" w:hAnsi="Times New Roman" w:cs="Times New Roman"/>
+                <w:sz w:val="20"/>
+                <w:szCs w:val="20"/>
+              </w:rPr>
+              <w:t>S</w:t>
+            </w:r>
+            <w:r>
+              <w:rPr>
+                <w:rFonts w:ascii="Times New Roman" w:eastAsia="Times New Roman" w:hAnsi="Times New Roman" w:cs="Times New Roman"/>
+                <w:sz w:val="20"/>
+                <w:szCs w:val="20"/>
+              </w:rPr>
+              <w:t xml:space="preserve">arah Jabbour, “A Robust Multi-Modal Approach to Diagnosing Acute Cardiopulmonary Conditions”, </w:t>
+            </w:r>
+            <w:r>
+              <w:rPr>
+                <w:rFonts w:ascii="Times New Roman" w:eastAsia="Times New Roman" w:hAnsi="Times New Roman" w:cs="Times New Roman"/>
+                <w:i/>
+                <w:sz w:val="20"/>
+                <w:szCs w:val="20"/>
+              </w:rPr>
+              <w:t>Michigan AI Symposium</w:t>
+            </w:r>
+            <w:r>
+              <w:rPr>
+                <w:rFonts w:ascii="Times New Roman" w:eastAsia="Times New Roman" w:hAnsi="Times New Roman" w:cs="Times New Roman"/>
+                <w:sz w:val="20"/>
+                <w:szCs w:val="20"/>
+              </w:rPr>
+              <w:t>, October 2019, Poster.</w:t>
+            </w:r>
+          </w:p>
+        </w:tc>
+      </w:tr>
+      <w:tr>
+        <w:tc>
+          <w:tcPr>
+            <w:tcW w:w="1260" w:type="dxa"/>
+            <w:shd w:val="clear" w:color="auto" w:fill="auto"/>
+            <w:tcMar>
+              <w:top w:w="100" w:type="dxa"/>
+              <w:left w:w="100" w:type="dxa"/>
+              <w:bottom w:w="100" w:type="dxa"/>
+              <w:right w:w="100" w:type="dxa"/>
+            </w:tcMar>
+          </w:tcPr>
+          <w:p>
+            <w:pPr>
+              <w:widowControl w:val="0"/>
+              <w:pBdr>
+                <w:top w:val="nil"/>
+                <w:left w:val="nil"/>
+                <w:bottom w:val="nil"/>
+                <w:right w:val="nil"/>
+                <w:between w:val="nil"/>
+              </w:pBdr>
+              <w:rPr>
+                <w:rFonts w:ascii="Times New Roman" w:eastAsia="Times New Roman" w:hAnsi="Times New Roman" w:cs="Times New Roman"/>
+                <w:sz w:val="20"/>
+                <w:szCs w:val="20"/>
+              </w:rPr>
+            </w:pPr>
+            <w:r>
+              <w:rPr>
+                <w:rFonts w:ascii="Times New Roman" w:eastAsia="Times New Roman" w:hAnsi="Times New Roman" w:cs="Times New Roman"/>
+                <w:sz w:val="20"/>
+                <w:szCs w:val="20"/>
+              </w:rPr>
+              <w:t>2019</w:t>
+            </w:r>
+          </w:p>
+        </w:tc>
+        <w:tc>
+          <w:tcPr>
+            <w:tcW w:w="9540" w:type="dxa"/>
+            <w:shd w:val="clear" w:color="auto" w:fill="auto"/>
+            <w:tcMar>
+              <w:top w:w="100" w:type="dxa"/>
+              <w:left w:w="100" w:type="dxa"/>
+              <w:bottom w:w="100" w:type="dxa"/>
+              <w:right w:w="100" w:type="dxa"/>
+            </w:tcMar>
+          </w:tcPr>
+          <w:p>
+            <w:pPr>
+              <w:tabs>
+                <w:tab w:val="right" w:pos="10800"/>
+              </w:tabs>
+              <w:spacing w:after="15"/>
+              <w:rPr>
+                <w:rFonts w:ascii="Times New Roman" w:eastAsia="Times New Roman" w:hAnsi="Times New Roman" w:cs="Times New Roman"/>
+                <w:sz w:val="20"/>
+                <w:szCs w:val="20"/>
+              </w:rPr>
+            </w:pPr>
+            <w:r>
+              <w:rPr>
+                <w:rFonts w:ascii="Times New Roman" w:eastAsia="Times New Roman" w:hAnsi="Times New Roman" w:cs="Times New Roman"/>
+                <w:sz w:val="20"/>
+                <w:szCs w:val="20"/>
+              </w:rPr>
+              <w:t xml:space="preserve">Sarah Jabbour, “A Robust Multi-Modal Approach to Diagnosing Acute Cardiopulmonary Conditions”, </w:t>
+            </w:r>
+            <w:r>
+              <w:rPr>
+                <w:rFonts w:ascii="Times New Roman" w:eastAsia="Times New Roman" w:hAnsi="Times New Roman" w:cs="Times New Roman"/>
+                <w:i/>
+                <w:iCs/>
+                <w:sz w:val="20"/>
+                <w:szCs w:val="20"/>
+              </w:rPr>
+              <w:t>EECS 198: Discover CS,</w:t>
+            </w:r>
+            <w:r>
+              <w:rPr>
+                <w:rFonts w:ascii="Times New Roman" w:eastAsia="Times New Roman" w:hAnsi="Times New Roman" w:cs="Times New Roman"/>
+                <w:sz w:val="20"/>
+                <w:szCs w:val="20"/>
+              </w:rPr>
+              <w:t xml:space="preserve"> October 2019, Talk. </w:t>
+            </w:r>
           </w:p>
         </w:tc>
       </w:tr>
@@ -3186,6 +3381,7 @@
           <w:sz w:val="20"/>
           <w:szCs w:val="20"/>
         </w:rPr>
+        <w:lastRenderedPageBreak/>
         <w:t>SKILLS</w:t>
       </w:r>
     </w:p>

--- a/files/CV.docx
+++ b/files/CV.docx
@@ -262,7 +262,23 @@
           <w:sz w:val="20"/>
           <w:szCs w:val="20"/>
         </w:rPr>
-        <w:t xml:space="preserve">My research lies at the intersection of machine learning, computer vision, and healthcare. To date, my research has focused on developing artificial intelligence techniques inspired by healthcare problems, particularly in preventing AI models from using shortcuts as well as developing multimodal AI models.  I have also worked on developing machine learning models to aid clinicians in diagnosing </w:t>
+        <w:t>My research lies at the intersection of machine learning, computer vision, and healthcare. To date, my research has focused on developing artificial intelligence techniques inspired by healthcare problems, particularly in preventing AI models from using shortcuts</w:t>
+      </w:r>
+      <w:r>
+        <w:rPr>
+          <w:rFonts w:ascii="Times New Roman" w:eastAsia="Times New Roman" w:hAnsi="Times New Roman" w:cs="Times New Roman"/>
+          <w:sz w:val="20"/>
+          <w:szCs w:val="20"/>
+        </w:rPr>
+        <w:t>,</w:t>
+      </w:r>
+      <w:r>
+        <w:rPr>
+          <w:rFonts w:ascii="Times New Roman" w:eastAsia="Times New Roman" w:hAnsi="Times New Roman" w:cs="Times New Roman"/>
+          <w:sz w:val="20"/>
+          <w:szCs w:val="20"/>
+        </w:rPr>
+        <w:t xml:space="preserve"> as well as developing multimodal AI models.  I have also worked on developing machine learning models to aid clinicians in diagnosing </w:t>
       </w:r>
       <w:r>
         <w:rPr>
@@ -2701,6 +2717,7 @@
                 <w:tab w:val="right" w:pos="10800"/>
               </w:tabs>
               <w:spacing w:after="15"/>
+              <w:jc w:val="both"/>
               <w:rPr>
                 <w:rFonts w:ascii="Times New Roman" w:eastAsia="Times New Roman" w:hAnsi="Times New Roman" w:cs="Times New Roman"/>
                 <w:b/>
@@ -2726,6 +2743,7 @@
                 <w:tab w:val="right" w:pos="10800"/>
               </w:tabs>
               <w:spacing w:after="15"/>
+              <w:jc w:val="both"/>
               <w:rPr>
                 <w:rFonts w:ascii="Times New Roman" w:hAnsi="Times New Roman" w:cs="Times New Roman"/>
                 <w:sz w:val="20"/>
@@ -2738,7 +2756,23 @@
                 <w:sz w:val="20"/>
                 <w:szCs w:val="20"/>
               </w:rPr>
-              <w:t xml:space="preserve">Developed multi-modal machine learning models based on chest X-rays and electronic health record data to diagnose patients with acute respiratory failure </w:t>
+              <w:t>Developed multi-modal machine learning models based on chest X-rays and electronic health record data to diagnose patients with acute respiratory failure</w:t>
+            </w:r>
+            <w:r>
+              <w:rPr>
+                <w:rFonts w:ascii="Times New Roman" w:eastAsia="Times New Roman" w:hAnsi="Times New Roman" w:cs="Times New Roman"/>
+                <w:sz w:val="20"/>
+                <w:szCs w:val="20"/>
+              </w:rPr>
+              <w:t>.</w:t>
+            </w:r>
+            <w:r>
+              <w:rPr>
+                <w:rFonts w:ascii="Times New Roman" w:eastAsia="Times New Roman" w:hAnsi="Times New Roman" w:cs="Times New Roman"/>
+                <w:sz w:val="20"/>
+                <w:szCs w:val="20"/>
+              </w:rPr>
+              <w:t xml:space="preserve"> </w:t>
             </w:r>
           </w:p>
         </w:tc>
@@ -2787,6 +2821,7 @@
                 <w:tab w:val="right" w:pos="10800"/>
               </w:tabs>
               <w:spacing w:after="15"/>
+              <w:jc w:val="both"/>
               <w:rPr>
                 <w:rFonts w:ascii="Times New Roman" w:eastAsia="Times New Roman" w:hAnsi="Times New Roman" w:cs="Times New Roman"/>
                 <w:b/>
@@ -2810,6 +2845,7 @@
             <w:pPr>
               <w:widowControl w:val="0"/>
               <w:spacing w:before="15"/>
+              <w:jc w:val="both"/>
               <w:rPr>
                 <w:rFonts w:ascii="Times New Roman" w:eastAsia="Times New Roman" w:hAnsi="Times New Roman" w:cs="Times New Roman"/>
                 <w:sz w:val="20"/>
@@ -2928,6 +2964,7 @@
           <w:p>
             <w:pPr>
               <w:spacing w:before="15" w:after="15"/>
+              <w:jc w:val="both"/>
               <w:rPr>
                 <w:rFonts w:ascii="Times New Roman" w:eastAsia="Times New Roman" w:hAnsi="Times New Roman" w:cs="Times New Roman"/>
                 <w:b/>
@@ -2956,6 +2993,7 @@
                 <w:between w:val="nil"/>
               </w:pBdr>
               <w:spacing w:before="15"/>
+              <w:jc w:val="both"/>
               <w:rPr>
                 <w:rFonts w:ascii="Times New Roman" w:eastAsia="Times New Roman" w:hAnsi="Times New Roman" w:cs="Times New Roman"/>
                 <w:color w:val="000000"/>
@@ -3053,6 +3091,7 @@
                 <w:tab w:val="right" w:pos="10800"/>
               </w:tabs>
               <w:spacing w:after="15"/>
+              <w:jc w:val="both"/>
               <w:rPr>
                 <w:rFonts w:ascii="Times New Roman" w:eastAsia="Times New Roman" w:hAnsi="Times New Roman" w:cs="Times New Roman"/>
                 <w:b/>
@@ -3076,6 +3115,7 @@
             <w:pPr>
               <w:widowControl w:val="0"/>
               <w:spacing w:after="15"/>
+              <w:jc w:val="both"/>
               <w:rPr>
                 <w:rFonts w:ascii="Times New Roman" w:eastAsia="Times New Roman" w:hAnsi="Times New Roman" w:cs="Times New Roman"/>
                 <w:sz w:val="20"/>
